--- a/Requisitos Não Funcionais/ES2N-Requisitos Não Funcionais v1.0.docx
+++ b/Requisitos Não Funcionais/ES2N-Requisitos Não Funcionais v1.0.docx
@@ -1127,6 +1127,7 @@
       <w:headerReference w:type="even" r:id="rId11"/>
       <w:headerReference w:type="default" r:id="rId12"/>
       <w:footerReference w:type="default" r:id="rId13"/>
+      <w:headerReference w:type="first" r:id="rId14"/>
       <w:pgSz w:w="11907" w:h="16840" w:code="9"/>
       <w:pgMar w:top="539" w:right="1298" w:bottom="1661" w:left="1298" w:header="709" w:footer="709" w:gutter="0"/>
       <w:cols w:space="708"/>
@@ -1207,6 +1208,125 @@
       <w:rPr>
         <w:noProof/>
       </w:rPr>
+      <mc:AlternateContent>
+        <mc:Choice Requires="wps">
+          <w:drawing>
+            <wp:anchor distT="0" distB="0" distL="0" distR="0" simplePos="0" relativeHeight="251659264" behindDoc="0" locked="0" layoutInCell="1" allowOverlap="1" wp14:anchorId="3CE3ED1B" wp14:editId="616BFE77">
+              <wp:simplePos x="635" y="635"/>
+              <wp:positionH relativeFrom="page">
+                <wp:align>center</wp:align>
+              </wp:positionH>
+              <wp:positionV relativeFrom="page">
+                <wp:align>top</wp:align>
+              </wp:positionV>
+              <wp:extent cx="1487170" cy="354965"/>
+              <wp:effectExtent l="0" t="0" r="17780" b="6985"/>
+              <wp:wrapNone/>
+              <wp:docPr id="1374780416" name="Caixa de Texto 2" descr="•• PROTECTED 関係者外秘">
+                <a:extLst xmlns:a="http://schemas.openxmlformats.org/drawingml/2006/main">
+                  <a:ext uri="{5AE41FA2-C0FF-4470-9BD4-5FADCA87CBE2}">
+                    <aclsh:classification xmlns:aclsh="http://schemas.microsoft.com/office/drawing/2020/classificationShape" classificationOutcomeType="hdr"/>
+                  </a:ext>
+                </a:extLst>
+              </wp:docPr>
+              <wp:cNvGraphicFramePr/>
+              <a:graphic xmlns:a="http://schemas.openxmlformats.org/drawingml/2006/main">
+                <a:graphicData uri="http://schemas.microsoft.com/office/word/2010/wordprocessingShape">
+                  <wps:wsp>
+                    <wps:cNvSpPr txBox="1"/>
+                    <wps:spPr>
+                      <a:xfrm>
+                        <a:off x="0" y="0"/>
+                        <a:ext cx="1487170" cy="354965"/>
+                      </a:xfrm>
+                      <a:prstGeom prst="rect">
+                        <a:avLst/>
+                      </a:prstGeom>
+                      <a:noFill/>
+                      <a:ln>
+                        <a:noFill/>
+                      </a:ln>
+                    </wps:spPr>
+                    <wps:txbx>
+                      <w:txbxContent>
+                        <w:p>
+                          <w:pPr>
+                            <w:rPr>
+                              <w:rFonts w:ascii="Aptos" w:eastAsia="Aptos" w:hAnsi="Aptos" w:cs="Aptos"/>
+                              <w:noProof/>
+                              <w:color w:val="000000"/>
+                              <w:sz w:val="20"/>
+                              <w:szCs w:val="20"/>
+                            </w:rPr>
+                          </w:pPr>
+                          <w:r>
+                            <w:rPr>
+                              <w:rFonts w:ascii="Aptos" w:eastAsia="Aptos" w:hAnsi="Aptos" w:cs="Aptos"/>
+                              <w:noProof/>
+                              <w:color w:val="000000"/>
+                              <w:sz w:val="20"/>
+                              <w:szCs w:val="20"/>
+                            </w:rPr>
+                            <w:t>•• PROTECTED 関係者外秘</w:t>
+                          </w:r>
+                        </w:p>
+                      </w:txbxContent>
+                    </wps:txbx>
+                    <wps:bodyPr rot="0" spcFirstLastPara="0" vertOverflow="overflow" horzOverflow="overflow" vert="horz" wrap="none" lIns="0" tIns="190500" rIns="0" bIns="0" numCol="1" spcCol="0" rtlCol="0" fromWordArt="0" anchor="t" anchorCtr="0" forceAA="0" compatLnSpc="1">
+                      <a:prstTxWarp prst="textNoShape">
+                        <a:avLst/>
+                      </a:prstTxWarp>
+                      <a:spAutoFit/>
+                    </wps:bodyPr>
+                  </wps:wsp>
+                </a:graphicData>
+              </a:graphic>
+            </wp:anchor>
+          </w:drawing>
+        </mc:Choice>
+        <mc:Fallback>
+          <w:pict>
+            <v:shapetype w14:anchorId="3CE3ED1B" id="_x0000_t202" coordsize="21600,21600" o:spt="202" path="m,l,21600r21600,l21600,xe">
+              <v:stroke joinstyle="miter"/>
+              <v:path gradientshapeok="t" o:connecttype="rect"/>
+            </v:shapetype>
+            <v:shape id="Caixa de Texto 2" o:spid="_x0000_s1026" type="#_x0000_t202" alt="•• PROTECTED 関係者外秘" style="position:absolute;margin-left:0;margin-top:0;width:117.1pt;height:27.95pt;z-index:251659264;visibility:visible;mso-wrap-style:none;mso-wrap-distance-left:0;mso-wrap-distance-top:0;mso-wrap-distance-right:0;mso-wrap-distance-bottom:0;mso-position-horizontal:center;mso-position-horizontal-relative:page;mso-position-vertical:top;mso-position-vertical-relative:page;v-text-anchor:top" o:gfxdata="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" filled="f" stroked="f">
+              <v:fill o:detectmouseclick="t"/>
+              <v:textbox style="mso-fit-shape-to-text:t" inset="0,15pt,0,0">
+                <w:txbxContent>
+                  <w:p>
+                    <w:pPr>
+                      <w:rPr>
+                        <w:rFonts w:ascii="Aptos" w:eastAsia="Aptos" w:hAnsi="Aptos" w:cs="Aptos"/>
+                        <w:noProof/>
+                        <w:color w:val="000000"/>
+                        <w:sz w:val="20"/>
+                        <w:szCs w:val="20"/>
+                      </w:rPr>
+                    </w:pPr>
+                    <w:r>
+                      <w:rPr>
+                        <w:rFonts w:ascii="Aptos" w:eastAsia="Aptos" w:hAnsi="Aptos" w:cs="Aptos"/>
+                        <w:noProof/>
+                        <w:color w:val="000000"/>
+                        <w:sz w:val="20"/>
+                        <w:szCs w:val="20"/>
+                      </w:rPr>
+                      <w:t>•• PROTECTED 関係者外秘</w:t>
+                    </w:r>
+                  </w:p>
+                </w:txbxContent>
+              </v:textbox>
+              <w10:wrap anchorx="page" anchory="page"/>
+            </v:shape>
+          </w:pict>
+        </mc:Fallback>
+      </mc:AlternateContent>
+    </w:r>
+    <w:r>
+      <w:rPr>
+        <w:noProof/>
+      </w:rPr>
       <w:drawing>
         <wp:inline distT="0" distB="0" distL="0" distR="0" wp14:anchorId="29B6995B" wp14:editId="29B6995C">
           <wp:extent cx="5753100" cy="714375"/>
@@ -1276,6 +1396,128 @@
         <w:rFonts w:ascii="Arial" w:hAnsi="Arial" w:cs="Arial"/>
         <w:b/>
         <w:bCs/>
+        <w:noProof/>
+      </w:rPr>
+      <mc:AlternateContent>
+        <mc:Choice Requires="wps">
+          <w:drawing>
+            <wp:anchor distT="0" distB="0" distL="0" distR="0" simplePos="0" relativeHeight="251660288" behindDoc="0" locked="0" layoutInCell="1" allowOverlap="1" wp14:anchorId="5772ABCA" wp14:editId="6DAD9902">
+              <wp:simplePos x="635" y="635"/>
+              <wp:positionH relativeFrom="page">
+                <wp:align>center</wp:align>
+              </wp:positionH>
+              <wp:positionV relativeFrom="page">
+                <wp:align>top</wp:align>
+              </wp:positionV>
+              <wp:extent cx="1487170" cy="354965"/>
+              <wp:effectExtent l="0" t="0" r="17780" b="6985"/>
+              <wp:wrapNone/>
+              <wp:docPr id="442578787" name="Caixa de Texto 3" descr="•• PROTECTED 関係者外秘">
+                <a:extLst xmlns:a="http://schemas.openxmlformats.org/drawingml/2006/main">
+                  <a:ext uri="{5AE41FA2-C0FF-4470-9BD4-5FADCA87CBE2}">
+                    <aclsh:classification xmlns:aclsh="http://schemas.microsoft.com/office/drawing/2020/classificationShape" classificationOutcomeType="hdr"/>
+                  </a:ext>
+                </a:extLst>
+              </wp:docPr>
+              <wp:cNvGraphicFramePr/>
+              <a:graphic xmlns:a="http://schemas.openxmlformats.org/drawingml/2006/main">
+                <a:graphicData uri="http://schemas.microsoft.com/office/word/2010/wordprocessingShape">
+                  <wps:wsp>
+                    <wps:cNvSpPr txBox="1"/>
+                    <wps:spPr>
+                      <a:xfrm>
+                        <a:off x="0" y="0"/>
+                        <a:ext cx="1487170" cy="354965"/>
+                      </a:xfrm>
+                      <a:prstGeom prst="rect">
+                        <a:avLst/>
+                      </a:prstGeom>
+                      <a:noFill/>
+                      <a:ln>
+                        <a:noFill/>
+                      </a:ln>
+                    </wps:spPr>
+                    <wps:txbx>
+                      <w:txbxContent>
+                        <w:p>
+                          <w:pPr>
+                            <w:rPr>
+                              <w:rFonts w:ascii="Aptos" w:eastAsia="Aptos" w:hAnsi="Aptos" w:cs="Aptos"/>
+                              <w:noProof/>
+                              <w:color w:val="000000"/>
+                              <w:sz w:val="20"/>
+                              <w:szCs w:val="20"/>
+                            </w:rPr>
+                          </w:pPr>
+                          <w:r>
+                            <w:rPr>
+                              <w:rFonts w:ascii="Aptos" w:eastAsia="Aptos" w:hAnsi="Aptos" w:cs="Aptos"/>
+                              <w:noProof/>
+                              <w:color w:val="000000"/>
+                              <w:sz w:val="20"/>
+                              <w:szCs w:val="20"/>
+                            </w:rPr>
+                            <w:t>•• PROTECTED 関係者外秘</w:t>
+                          </w:r>
+                        </w:p>
+                      </w:txbxContent>
+                    </wps:txbx>
+                    <wps:bodyPr rot="0" spcFirstLastPara="0" vertOverflow="overflow" horzOverflow="overflow" vert="horz" wrap="none" lIns="0" tIns="190500" rIns="0" bIns="0" numCol="1" spcCol="0" rtlCol="0" fromWordArt="0" anchor="t" anchorCtr="0" forceAA="0" compatLnSpc="1">
+                      <a:prstTxWarp prst="textNoShape">
+                        <a:avLst/>
+                      </a:prstTxWarp>
+                      <a:spAutoFit/>
+                    </wps:bodyPr>
+                  </wps:wsp>
+                </a:graphicData>
+              </a:graphic>
+            </wp:anchor>
+          </w:drawing>
+        </mc:Choice>
+        <mc:Fallback>
+          <w:pict>
+            <v:shapetype w14:anchorId="5772ABCA" id="_x0000_t202" coordsize="21600,21600" o:spt="202" path="m,l,21600r21600,l21600,xe">
+              <v:stroke joinstyle="miter"/>
+              <v:path gradientshapeok="t" o:connecttype="rect"/>
+            </v:shapetype>
+            <v:shape id="Caixa de Texto 3" o:spid="_x0000_s1027" type="#_x0000_t202" alt="•• PROTECTED 関係者外秘" style="position:absolute;margin-left:0;margin-top:0;width:117.1pt;height:27.95pt;z-index:251660288;visibility:visible;mso-wrap-style:none;mso-wrap-distance-left:0;mso-wrap-distance-top:0;mso-wrap-distance-right:0;mso-wrap-distance-bottom:0;mso-position-horizontal:center;mso-position-horizontal-relative:page;mso-position-vertical:top;mso-position-vertical-relative:page;v-text-anchor:top" o:gfxdata="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" filled="f" stroked="f">
+              <v:fill o:detectmouseclick="t"/>
+              <v:textbox style="mso-fit-shape-to-text:t" inset="0,15pt,0,0">
+                <w:txbxContent>
+                  <w:p>
+                    <w:pPr>
+                      <w:rPr>
+                        <w:rFonts w:ascii="Aptos" w:eastAsia="Aptos" w:hAnsi="Aptos" w:cs="Aptos"/>
+                        <w:noProof/>
+                        <w:color w:val="000000"/>
+                        <w:sz w:val="20"/>
+                        <w:szCs w:val="20"/>
+                      </w:rPr>
+                    </w:pPr>
+                    <w:r>
+                      <w:rPr>
+                        <w:rFonts w:ascii="Aptos" w:eastAsia="Aptos" w:hAnsi="Aptos" w:cs="Aptos"/>
+                        <w:noProof/>
+                        <w:color w:val="000000"/>
+                        <w:sz w:val="20"/>
+                        <w:szCs w:val="20"/>
+                      </w:rPr>
+                      <w:t>•• PROTECTED 関係者外秘</w:t>
+                    </w:r>
+                  </w:p>
+                </w:txbxContent>
+              </v:textbox>
+              <w10:wrap anchorx="page" anchory="page"/>
+            </v:shape>
+          </w:pict>
+        </mc:Fallback>
+      </mc:AlternateContent>
+    </w:r>
+    <w:r>
+      <w:rPr>
+        <w:rFonts w:ascii="Arial" w:hAnsi="Arial" w:cs="Arial"/>
+        <w:b/>
+        <w:bCs/>
       </w:rPr>
       <w:t xml:space="preserve">Disciplina: Engenharia de Software 2 – Turma Noite – prof.ª </w:t>
     </w:r>
@@ -1317,6 +1559,135 @@
         <w:iCs/>
       </w:rPr>
     </w:pPr>
+  </w:p>
+</w:hdr>
+</file>
+
+<file path=word/header3.xml><?xml version="1.0" encoding="utf-8"?>
+<w:hdr xmlns:wpc="http://schemas.microsoft.com/office/word/2010/wordprocessingCanvas" xmlns:cx="http://schemas.microsoft.com/office/drawing/2014/chartex" xmlns:cx1="http://schemas.microsoft.com/office/drawing/2015/9/8/chartex" xmlns:cx2="http://schemas.microsoft.com/office/drawing/2015/10/21/chartex" xmlns:cx3="http://schemas.microsoft.com/office/drawing/2016/5/9/chartex" xmlns:cx4="http://schemas.microsoft.com/office/drawing/2016/5/10/chartex" xmlns:cx5="http://schemas.microsoft.com/office/drawing/2016/5/11/chartex" xmlns:cx6="http://schemas.microsoft.com/office/drawing/2016/5/12/chartex" xmlns:cx7="http://schemas.microsoft.com/office/drawing/2016/5/13/chartex" xmlns:cx8="http://schemas.microsoft.com/office/drawing/2016/5/14/chartex" xmlns:mc="http://schemas.openxmlformats.org/markup-compatibility/2006" xmlns:aink="http://schemas.microsoft.com/office/drawing/2016/ink" xmlns:am3d="http://schemas.microsoft.com/office/drawing/2017/model3d" xmlns:o="urn:schemas-microsoft-com:office:office" xmlns:oel="http://schemas.microsoft.com/office/2019/extlst" xmlns:r="http://schemas.openxmlformats.org/officeDocument/2006/relationships" xmlns:m="http://schemas.openxmlformats.org/officeDocument/2006/math" xmlns:v="urn:schemas-microsoft-com:vml" xmlns:wp14="http://schemas.microsoft.com/office/word/2010/wordprocessingDrawing" xmlns:wp="http://schemas.openxmlformats.org/drawingml/2006/wordprocessingDrawing" xmlns:w10="urn:schemas-microsoft-com:office:word" xmlns:w="http://schemas.openxmlformats.org/wordprocessingml/2006/main" xmlns:w14="http://schemas.microsoft.com/office/word/2010/wordml" xmlns:w15="http://schemas.microsoft.com/office/word/2012/wordml" xmlns:w16cex="http://schemas.microsoft.com/office/word/2018/wordml/cex" xmlns:w16cid="http://schemas.microsoft.com/office/word/2016/wordml/cid" xmlns:w16="http://schemas.microsoft.com/office/word/2018/wordml" xmlns:w16du="http://schemas.microsoft.com/office/word/2023/wordml/word16du" xmlns:w16sdtdh="http://schemas.microsoft.com/office/word/2020/wordml/sdtdatahash" xmlns:w16sdtfl="http://schemas.microsoft.com/office/word/2024/wordml/sdtformatlock" xmlns:w16se="http://schemas.microsoft.com/office/word/2015/wordml/symex" xmlns:wpg="http://schemas.microsoft.com/office/word/2010/wordprocessingGroup" xmlns:wpi="http://schemas.microsoft.com/office/word/2010/wordprocessingInk" xmlns:wne="http://schemas.microsoft.com/office/word/2006/wordml" xmlns:wps="http://schemas.microsoft.com/office/word/2010/wordprocessingShape" mc:Ignorable="w14 w15 w16se w16cid w16 w16cex w16sdtdh w16sdtfl w16du wp14">
+  <w:p>
+    <w:pPr>
+      <w:pStyle w:val="Cabealho"/>
+    </w:pPr>
+    <w:r>
+      <w:rPr>
+        <w:noProof/>
+      </w:rPr>
+      <mc:AlternateContent>
+        <mc:Choice Requires="wps">
+          <w:drawing>
+            <wp:anchor distT="0" distB="0" distL="0" distR="0" simplePos="0" relativeHeight="251658240" behindDoc="0" locked="0" layoutInCell="1" allowOverlap="1" wp14:anchorId="6759FBB2" wp14:editId="17E2EF0F">
+              <wp:simplePos x="635" y="635"/>
+              <wp:positionH relativeFrom="page">
+                <wp:align>center</wp:align>
+              </wp:positionH>
+              <wp:positionV relativeFrom="page">
+                <wp:align>top</wp:align>
+              </wp:positionV>
+              <wp:extent cx="1487170" cy="354965"/>
+              <wp:effectExtent l="0" t="0" r="17780" b="6985"/>
+              <wp:wrapNone/>
+              <wp:docPr id="1555687304" name="Caixa de Texto 1" descr="•• PROTECTED 関係者外秘">
+                <a:extLst xmlns:a="http://schemas.openxmlformats.org/drawingml/2006/main">
+                  <a:ext uri="{5AE41FA2-C0FF-4470-9BD4-5FADCA87CBE2}">
+                    <aclsh:classification xmlns:aclsh="http://schemas.microsoft.com/office/drawing/2020/classificationShape" classificationOutcomeType="hdr"/>
+                  </a:ext>
+                </a:extLst>
+              </wp:docPr>
+              <wp:cNvGraphicFramePr/>
+              <a:graphic xmlns:a="http://schemas.openxmlformats.org/drawingml/2006/main">
+                <a:graphicData uri="http://schemas.microsoft.com/office/word/2010/wordprocessingShape">
+                  <wps:wsp>
+                    <wps:cNvSpPr txBox="1"/>
+                    <wps:spPr>
+                      <a:xfrm>
+                        <a:off x="0" y="0"/>
+                        <a:ext cx="1487170" cy="354965"/>
+                      </a:xfrm>
+                      <a:prstGeom prst="rect">
+                        <a:avLst/>
+                      </a:prstGeom>
+                      <a:noFill/>
+                      <a:ln>
+                        <a:noFill/>
+                      </a:ln>
+                    </wps:spPr>
+                    <wps:txbx>
+                      <w:txbxContent>
+                        <w:p>
+                          <w:pPr>
+                            <w:rPr>
+                              <w:rFonts w:ascii="Aptos" w:eastAsia="Aptos" w:hAnsi="Aptos" w:cs="Aptos"/>
+                              <w:noProof/>
+                              <w:color w:val="000000"/>
+                              <w:sz w:val="20"/>
+                              <w:szCs w:val="20"/>
+                            </w:rPr>
+                          </w:pPr>
+                          <w:r>
+                            <w:rPr>
+                              <w:rFonts w:ascii="Aptos" w:eastAsia="Aptos" w:hAnsi="Aptos" w:cs="Aptos"/>
+                              <w:noProof/>
+                              <w:color w:val="000000"/>
+                              <w:sz w:val="20"/>
+                              <w:szCs w:val="20"/>
+                            </w:rPr>
+                            <w:t>•• PROTECTED 関係者外秘</w:t>
+                          </w:r>
+                        </w:p>
+                      </w:txbxContent>
+                    </wps:txbx>
+                    <wps:bodyPr rot="0" spcFirstLastPara="0" vertOverflow="overflow" horzOverflow="overflow" vert="horz" wrap="none" lIns="0" tIns="190500" rIns="0" bIns="0" numCol="1" spcCol="0" rtlCol="0" fromWordArt="0" anchor="t" anchorCtr="0" forceAA="0" compatLnSpc="1">
+                      <a:prstTxWarp prst="textNoShape">
+                        <a:avLst/>
+                      </a:prstTxWarp>
+                      <a:spAutoFit/>
+                    </wps:bodyPr>
+                  </wps:wsp>
+                </a:graphicData>
+              </a:graphic>
+            </wp:anchor>
+          </w:drawing>
+        </mc:Choice>
+        <mc:Fallback>
+          <w:pict>
+            <v:shapetype w14:anchorId="6759FBB2" id="_x0000_t202" coordsize="21600,21600" o:spt="202" path="m,l,21600r21600,l21600,xe">
+              <v:stroke joinstyle="miter"/>
+              <v:path gradientshapeok="t" o:connecttype="rect"/>
+            </v:shapetype>
+            <v:shape id="Caixa de Texto 1" o:spid="_x0000_s1028" type="#_x0000_t202" alt="•• PROTECTED 関係者外秘" style="position:absolute;margin-left:0;margin-top:0;width:117.1pt;height:27.95pt;z-index:251658240;visibility:visible;mso-wrap-style:none;mso-wrap-distance-left:0;mso-wrap-distance-top:0;mso-wrap-distance-right:0;mso-wrap-distance-bottom:0;mso-position-horizontal:center;mso-position-horizontal-relative:page;mso-position-vertical:top;mso-position-vertical-relative:page;v-text-anchor:top" o:gfxdata="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" filled="f" stroked="f">
+              <v:fill o:detectmouseclick="t"/>
+              <v:textbox style="mso-fit-shape-to-text:t" inset="0,15pt,0,0">
+                <w:txbxContent>
+                  <w:p>
+                    <w:pPr>
+                      <w:rPr>
+                        <w:rFonts w:ascii="Aptos" w:eastAsia="Aptos" w:hAnsi="Aptos" w:cs="Aptos"/>
+                        <w:noProof/>
+                        <w:color w:val="000000"/>
+                        <w:sz w:val="20"/>
+                        <w:szCs w:val="20"/>
+                      </w:rPr>
+                    </w:pPr>
+                    <w:r>
+                      <w:rPr>
+                        <w:rFonts w:ascii="Aptos" w:eastAsia="Aptos" w:hAnsi="Aptos" w:cs="Aptos"/>
+                        <w:noProof/>
+                        <w:color w:val="000000"/>
+                        <w:sz w:val="20"/>
+                        <w:szCs w:val="20"/>
+                      </w:rPr>
+                      <w:t>•• PROTECTED 関係者外秘</w:t>
+                    </w:r>
+                  </w:p>
+                </w:txbxContent>
+              </v:textbox>
+              <w10:wrap anchorx="page" anchory="page"/>
+            </v:shape>
+          </w:pict>
+        </mc:Fallback>
+      </mc:AlternateContent>
+    </w:r>
   </w:p>
 </w:hdr>
 </file>
@@ -2624,6 +2995,25 @@
 </file>
 
 <file path=customXml/item1.xml><?xml version="1.0" encoding="utf-8"?>
+<p:properties xmlns:p="http://schemas.microsoft.com/office/2006/metadata/properties" xmlns:xsi="http://www.w3.org/2001/XMLSchema-instance" xmlns:pc="http://schemas.microsoft.com/office/infopath/2007/PartnerControls">
+  <documentManagement/>
+</p:properties>
+</file>
+
+<file path=customXml/item2.xml><?xml version="1.0" encoding="utf-8"?>
+<b:Sources xmlns:b="http://schemas.openxmlformats.org/officeDocument/2006/bibliography" xmlns="http://schemas.openxmlformats.org/officeDocument/2006/bibliography" SelectedStyle="\APASixthEditionOfficeOnline.xsl" StyleName="APA" Version="6"/>
+</file>
+
+<file path=customXml/item3.xml><?xml version="1.0" encoding="utf-8"?>
+<?mso-contentType ?>
+<FormTemplates xmlns="http://schemas.microsoft.com/sharepoint/v3/contenttype/forms">
+  <Display>DocumentLibraryForm</Display>
+  <Edit>DocumentLibraryForm</Edit>
+  <New>DocumentLibraryForm</New>
+</FormTemplates>
+</file>
+
+<file path=customXml/item4.xml><?xml version="1.0" encoding="utf-8"?>
 <ct:contentTypeSchema xmlns:ct="http://schemas.microsoft.com/office/2006/metadata/contentType" xmlns:ma="http://schemas.microsoft.com/office/2006/metadata/properties/metaAttributes" ct:_="" ma:_="" ma:contentTypeName="Document" ma:contentTypeID="0x01010060392D9B89B7C24DB6FF5E4A6D4668A2" ma:contentTypeVersion="2" ma:contentTypeDescription="Create a new document." ma:contentTypeScope="" ma:versionID="a02d178e19886ecfe9ce5b4f6637fa24">
   <xsd:schema xmlns:xsd="http://www.w3.org/2001/XMLSchema" xmlns:xs="http://www.w3.org/2001/XMLSchema" xmlns:p="http://schemas.microsoft.com/office/2006/metadata/properties" xmlns:ns2="dae91148-e4e0-4005-a3a3-948c76ce6aae" targetNamespace="http://schemas.microsoft.com/office/2006/metadata/properties" ma:root="true" ma:fieldsID="0bc83a9a81ee38853914dc4f08d3b430" ns2:_="">
     <xsd:import namespace="dae91148-e4e0-4005-a3a3-948c76ce6aae"/>
@@ -2755,26 +3145,32 @@
 </ct:contentTypeSchema>
 </file>
 
-<file path=customXml/item2.xml><?xml version="1.0" encoding="utf-8"?>
-<?mso-contentType ?>
-<FormTemplates xmlns="http://schemas.microsoft.com/sharepoint/v3/contenttype/forms">
-  <Display>DocumentLibraryForm</Display>
-  <Edit>DocumentLibraryForm</Edit>
-  <New>DocumentLibraryForm</New>
-</FormTemplates>
+<file path=customXml/itemProps1.xml><?xml version="1.0" encoding="utf-8"?>
+<ds:datastoreItem xmlns:ds="http://schemas.openxmlformats.org/officeDocument/2006/customXml" ds:itemID="{3CBC499B-FC48-4681-8842-659D2F71791D}">
+  <ds:schemaRefs>
+    <ds:schemaRef ds:uri="http://schemas.microsoft.com/office/2006/metadata/properties"/>
+    <ds:schemaRef ds:uri="http://schemas.microsoft.com/office/infopath/2007/PartnerControls"/>
+  </ds:schemaRefs>
+</ds:datastoreItem>
 </file>
 
-<file path=customXml/item3.xml><?xml version="1.0" encoding="utf-8"?>
-<b:Sources xmlns:b="http://schemas.openxmlformats.org/officeDocument/2006/bibliography" xmlns="http://schemas.openxmlformats.org/officeDocument/2006/bibliography" SelectedStyle="\APASixthEditionOfficeOnline.xsl" StyleName="APA" Version="6"/>
+<file path=customXml/itemProps2.xml><?xml version="1.0" encoding="utf-8"?>
+<ds:datastoreItem xmlns:ds="http://schemas.openxmlformats.org/officeDocument/2006/customXml" ds:itemID="{CC9FBFDA-A2B5-4BBF-8583-3AD5B31CB0CE}">
+  <ds:schemaRefs>
+    <ds:schemaRef ds:uri="http://schemas.openxmlformats.org/officeDocument/2006/bibliography"/>
+  </ds:schemaRefs>
+</ds:datastoreItem>
 </file>
 
-<file path=customXml/item4.xml><?xml version="1.0" encoding="utf-8"?>
-<p:properties xmlns:p="http://schemas.microsoft.com/office/2006/metadata/properties" xmlns:xsi="http://www.w3.org/2001/XMLSchema-instance" xmlns:pc="http://schemas.microsoft.com/office/infopath/2007/PartnerControls">
-  <documentManagement/>
-</p:properties>
+<file path=customXml/itemProps3.xml><?xml version="1.0" encoding="utf-8"?>
+<ds:datastoreItem xmlns:ds="http://schemas.openxmlformats.org/officeDocument/2006/customXml" ds:itemID="{A9380074-ACB1-4768-8160-E2C55A14786E}">
+  <ds:schemaRefs>
+    <ds:schemaRef ds:uri="http://schemas.microsoft.com/sharepoint/v3/contenttype/forms"/>
+  </ds:schemaRefs>
+</ds:datastoreItem>
 </file>
 
-<file path=customXml/itemProps1.xml><?xml version="1.0" encoding="utf-8"?>
+<file path=customXml/itemProps4.xml><?xml version="1.0" encoding="utf-8"?>
 <ds:datastoreItem xmlns:ds="http://schemas.openxmlformats.org/officeDocument/2006/customXml" ds:itemID="{22681B19-559F-486D-ACFF-8A35A54965A8}">
   <ds:schemaRefs>
     <ds:schemaRef ds:uri="http://schemas.microsoft.com/office/2006/metadata/contentType"/>
@@ -2790,29 +3186,4 @@
     <ds:schemaRef ds:uri="http://schemas.microsoft.com/internal/obd"/>
   </ds:schemaRefs>
 </ds:datastoreItem>
-</file>
-
-<file path=customXml/itemProps2.xml><?xml version="1.0" encoding="utf-8"?>
-<ds:datastoreItem xmlns:ds="http://schemas.openxmlformats.org/officeDocument/2006/customXml" ds:itemID="{A9380074-ACB1-4768-8160-E2C55A14786E}">
-  <ds:schemaRefs>
-    <ds:schemaRef ds:uri="http://schemas.microsoft.com/sharepoint/v3/contenttype/forms"/>
-  </ds:schemaRefs>
-</ds:datastoreItem>
-</file>
-
-<file path=customXml/itemProps3.xml><?xml version="1.0" encoding="utf-8"?>
-<ds:datastoreItem xmlns:ds="http://schemas.openxmlformats.org/officeDocument/2006/customXml" ds:itemID="{CC9FBFDA-A2B5-4BBF-8583-3AD5B31CB0CE}">
-  <ds:schemaRefs>
-    <ds:schemaRef ds:uri="http://schemas.openxmlformats.org/officeDocument/2006/bibliography"/>
-  </ds:schemaRefs>
-</ds:datastoreItem>
-</file>
-
-<file path=customXml/itemProps4.xml><?xml version="1.0" encoding="utf-8"?>
-<ds:datastoreItem xmlns:ds="http://schemas.openxmlformats.org/officeDocument/2006/customXml" ds:itemID="{3CBC499B-FC48-4681-8842-659D2F71791D}">
-  <ds:schemaRefs>
-    <ds:schemaRef ds:uri="http://schemas.microsoft.com/office/2006/metadata/properties"/>
-    <ds:schemaRef ds:uri="http://schemas.microsoft.com/office/infopath/2007/PartnerControls"/>
-  </ds:schemaRefs>
-</ds:datastoreItem>
 </file>